--- a/docs/papers/publication/jikm_submission_package/resubmission_2026-09-21/Cover_Letter_JIKM_Resubmission_2026-09-21.docx
+++ b/docs/papers/publication/jikm_submission_package/resubmission_2026-09-21/Cover_Letter_JIKM_Resubmission_2026-09-21.docx
@@ -163,7 +163,7 @@
         <w:rPr>
           <w:b w:val="0"/>
         </w:rPr>
-        <w:t>In the course of reformatting we also made corrections to descriptive passages, so that the resubmitted text matches the study record exactly: the description of the post-deployment interviews now states that they were arranged through the facility therapists over August–September 2025 with the therapist-completed forms as the primary record; the ethics statement now follows the wording of the approval memorandum; and the planned confirmatory study is now described as pre-specified and to be preregistered before data collection, with the ongoing 2x2 field experiment described as pre-specified rather than preregistered. The keyword list has been reduced to six. No result, analysis, table or figure has changed.</w:t>
+        <w:t>In the course of reformatting we also made corrections to descriptive passages, so that the resubmitted text matches the study record exactly: the description of the post-deployment interviews now states that they were arranged through the facility therapists over August–September 2025 with the therapist-completed forms as the primary record; the ethics statement now follows the wording of the approval memorandum; and the planned confirmatory study is now described as pre-specified and to be preregistered before data collection, with the ongoing 2x2 field experiment described as pre-specified rather than preregistered. The keyword list has been reduced to six, and to respect the 30-page limit the designed-but-not-administered F4 interview protocol (formerly Table 9) has been moved to the Supplementary Appendix as Table S4, with the remaining table renumbered. No result, analysis, table content or figure has changed.</w:t>
       </w:r>
     </w:p>
     <w:p>
